--- a/Layout/Lease Contract Report.docx
+++ b/Layout/Lease Contract Report.docx
@@ -16281,7 +16281,73 @@
 </a:theme>
 </file>
 
-<file path=customXml/item1.xml>��< ? x m l   v e r s i o n = " 1 . 0 "   e n c o d i n g = " u t f - 1 6 " ? > < N a v W o r d R e p o r t X m l P a r t   x m l n s = " u r n : m i c r o s o f t - d y n a m i c s - n a v / r e p o r t s / L e a s e _ C o n t r a c t _ R e p o r t / 5 2 1 8 7 3 1 9 / " > +<file path=customXml/item1.xml>��< ? x m l   v e r s i o n = " 1 . 0 "   e n c o d i n g = " u t f - 1 6 " ? > + 
+ < N a v W o r d R e p o r t X m l P a r t   x m l n s = " u r n : m i c r o s o f t - d y n a m i c s - n a v / r e p o r t s / L e a s e _ C o n t r a c t _ R e p o r t / 5 2 1 8 7 3 1 9 / " > + 
+     < B C R e p o r t I n f o r m a t i o n > + 
+         < R e p o r t M e t a d a t a > + 
+             < E x t e n s i o n I d > E x t e n s i o n   I D < / E x t e n s i o n I d > + 
+             < E x t e n s i o n N a m e > E x t e n s i o n   N a m e < / E x t e n s i o n N a m e > + 
+             < E x t e n s i o n P u b l i s h e r > E x t e n s i o n   P u b l i s h e r < / E x t e n s i o n P u b l i s h e r > + 
+             < E x t e n s i o n V e r s i o n > E x t e n s i o n   V e r s i o n < / E x t e n s i o n V e r s i o n > + 
+             < R e p o r t I d > R e p o r t   I D < / R e p o r t I d > + 
+             < R e p o r t N a m e > R e p o r t   N a m e < / R e p o r t N a m e > + 
+             < A b o u t T h i s R e p o r t T i t l e > A b o u t   T h i s   R e p o r t   T i t l e < / A b o u t T h i s R e p o r t T i t l e > + 
+             < A b o u t T h i s R e p o r t T e x t > A b o u t   T h i s   R e p o r t   T e x t < / A b o u t T h i s R e p o r t T e x t > + 
+             < R e p o r t H e l p L i n k > R e p o r t   H e l p   L i n k < / R e p o r t H e l p L i n k > + 
+         < / R e p o r t M e t a d a t a > + 
+         < R e p o r t R e q u e s t > + 
+             < T e n a n t E n t r a I d > T e n a n t   E n t r a   I d < / T e n a n t E n t r a I d > + 
+             < E n v i r o n m e n t N a m e > E n v i r o n m e n t   N a m e < / E n v i r o n m e n t N a m e > + 
+             < E n v i r o n m e n t T y p e > E n v i r o n m e n t   T y p e < / E n v i r o n m e n t T y p e > + 
+             < C o m p a n y N a m e > C o m p a n y   N a m e < / C o m p a n y N a m e > + 
+             < C o m p a n y D i s p l a y N a m e > C o m p a n y   D i s p l a y   N a m e < / C o m p a n y D i s p l a y N a m e > + 
+             < C o m p a n y I d > C o m p a n y   I D < / C o m p a n y I d > + 
+             < U s e r N a m e > U s e r   N a m e < / U s e r N a m e > + 
+             < D a t e A n d T i m e > D a t e   a n d   T i m e < / D a t e A n d T i m e > + 
+             < L a n g u a g e > L a n g u a g e < / L a n g u a g e > + 
+             < F o r m a t R e g i o n > F o r m a t   R e g i o n < / F o r m a t R e g i o n > + 
+             < D a t e T i m e V a l u e s > + 
+                 < Y e a r > Y e a r < / Y e a r > + 
+                 < M o n t h N u m b e r > M o n t h   N u m b e r < / M o n t h N u m b e r > + 
+                 < D a y N u m b e r > D a y   N u m b e r < / D a y N u m b e r > + 
+                 < H o u r > H o u r < / H o u r > + 
+                 < M i n u t e > M i n u t e < / M i n u t e > + 
+             < / D a t e T i m e V a l u e s > + 
+         < / R e p o r t R e q u e s t > + 
+     < / B C R e p o r t I n f o r m a t i o n >   
      < C o n t r a c t s >   

--- a/Layout/Lease Contract Report.docx
+++ b/Layout/Lease Contract Report.docx
@@ -16285,70 +16285,6 @@
  
  < N a v W o r d R e p o r t X m l P a r t   x m l n s = " u r n : m i c r o s o f t - d y n a m i c s - n a v / r e p o r t s / L e a s e _ C o n t r a c t _ R e p o r t / 5 2 1 8 7 3 1 9 / " >   
-     < B C R e p o r t I n f o r m a t i o n > - 
-         < R e p o r t M e t a d a t a > - 
-             < E x t e n s i o n I d > E x t e n s i o n   I D < / E x t e n s i o n I d > - 
-             < E x t e n s i o n N a m e > E x t e n s i o n   N a m e < / E x t e n s i o n N a m e > - 
-             < E x t e n s i o n P u b l i s h e r > E x t e n s i o n   P u b l i s h e r < / E x t e n s i o n P u b l i s h e r > - 
-             < E x t e n s i o n V e r s i o n > E x t e n s i o n   V e r s i o n < / E x t e n s i o n V e r s i o n > - 
-             < R e p o r t I d > R e p o r t   I D < / R e p o r t I d > - 
-             < R e p o r t N a m e > R e p o r t   N a m e < / R e p o r t N a m e > - 
-             < A b o u t T h i s R e p o r t T i t l e > A b o u t   T h i s   R e p o r t   T i t l e < / A b o u t T h i s R e p o r t T i t l e > - 
-             < A b o u t T h i s R e p o r t T e x t > A b o u t   T h i s   R e p o r t   T e x t < / A b o u t T h i s R e p o r t T e x t > - 
-             < R e p o r t H e l p L i n k > R e p o r t   H e l p   L i n k < / R e p o r t H e l p L i n k > - 
-         < / R e p o r t M e t a d a t a > - 
-         < R e p o r t R e q u e s t > - 
-             < T e n a n t E n t r a I d > T e n a n t   E n t r a   I d < / T e n a n t E n t r a I d > - 
-             < E n v i r o n m e n t N a m e > E n v i r o n m e n t   N a m e < / E n v i r o n m e n t N a m e > - 
-             < E n v i r o n m e n t T y p e > E n v i r o n m e n t   T y p e < / E n v i r o n m e n t T y p e > - 
-             < C o m p a n y N a m e > C o m p a n y   N a m e < / C o m p a n y N a m e > - 
-             < C o m p a n y D i s p l a y N a m e > C o m p a n y   D i s p l a y   N a m e < / C o m p a n y D i s p l a y N a m e > - 
-             < C o m p a n y I d > C o m p a n y   I D < / C o m p a n y I d > - 
-             < U s e r N a m e > U s e r   N a m e < / U s e r N a m e > - 
-             < D a t e A n d T i m e > D a t e   a n d   T i m e < / D a t e A n d T i m e > - 
-             < L a n g u a g e > L a n g u a g e < / L a n g u a g e > - 
-             < F o r m a t R e g i o n > F o r m a t   R e g i o n < / F o r m a t R e g i o n > - 
-             < D a t e T i m e V a l u e s > - 
-                 < Y e a r > Y e a r < / Y e a r > - 
-                 < M o n t h N u m b e r > M o n t h   N u m b e r < / M o n t h N u m b e r > - 
-                 < D a y N u m b e r > D a y   N u m b e r < / D a y N u m b e r > - 
-                 < H o u r > H o u r < / H o u r > - 
-                 < M i n u t e > M i n u t e < / M i n u t e > - 
-             < / D a t e T i m e V a l u e s > - 
-         < / R e p o r t R e q u e s t > - 
-     < / B C R e p o r t I n f o r m a t i o n > - 
      < C o n t r a c t s >   
          < A d d r e s s > A d d r e s s < / A d d r e s s > 
--- a/Layout/Lease Contract Report.docx
+++ b/Layout/Lease Contract Report.docx
@@ -16285,6 +16285,70 @@
  
  < N a v W o r d R e p o r t X m l P a r t   x m l n s = " u r n : m i c r o s o f t - d y n a m i c s - n a v / r e p o r t s / L e a s e _ C o n t r a c t _ R e p o r t / 5 2 1 8 7 3 1 9 / " >   
+     < B C R e p o r t I n f o r m a t i o n > + 
+         < R e p o r t M e t a d a t a > + 
+             < E x t e n s i o n I d > E x t e n s i o n   I D < / E x t e n s i o n I d > + 
+             < E x t e n s i o n N a m e > E x t e n s i o n   N a m e < / E x t e n s i o n N a m e > + 
+             < E x t e n s i o n P u b l i s h e r > E x t e n s i o n   P u b l i s h e r < / E x t e n s i o n P u b l i s h e r > + 
+             < E x t e n s i o n V e r s i o n > E x t e n s i o n   V e r s i o n < / E x t e n s i o n V e r s i o n > + 
+             < R e p o r t I d > R e p o r t   I D < / R e p o r t I d > + 
+             < R e p o r t N a m e > R e p o r t   N a m e < / R e p o r t N a m e > + 
+             < A b o u t T h i s R e p o r t T i t l e > A b o u t   T h i s   R e p o r t   T i t l e < / A b o u t T h i s R e p o r t T i t l e > + 
+             < A b o u t T h i s R e p o r t T e x t > A b o u t   T h i s   R e p o r t   T e x t < / A b o u t T h i s R e p o r t T e x t > + 
+             < R e p o r t H e l p L i n k > R e p o r t   H e l p   L i n k < / R e p o r t H e l p L i n k > + 
+         < / R e p o r t M e t a d a t a > + 
+         < R e p o r t R e q u e s t > + 
+             < T e n a n t E n t r a I d > T e n a n t   E n t r a   I d < / T e n a n t E n t r a I d > + 
+             < E n v i r o n m e n t N a m e > E n v i r o n m e n t   N a m e < / E n v i r o n m e n t N a m e > + 
+             < E n v i r o n m e n t T y p e > E n v i r o n m e n t   T y p e < / E n v i r o n m e n t T y p e > + 
+             < C o m p a n y N a m e > C o m p a n y   N a m e < / C o m p a n y N a m e > + 
+             < C o m p a n y D i s p l a y N a m e > C o m p a n y   D i s p l a y   N a m e < / C o m p a n y D i s p l a y N a m e > + 
+             < C o m p a n y I d > C o m p a n y   I D < / C o m p a n y I d > + 
+             < U s e r N a m e > U s e r   N a m e < / U s e r N a m e > + 
+             < D a t e A n d T i m e > D a t e   a n d   T i m e < / D a t e A n d T i m e > + 
+             < L a n g u a g e > L a n g u a g e < / L a n g u a g e > + 
+             < F o r m a t R e g i o n > F o r m a t   R e g i o n < / F o r m a t R e g i o n > + 
+             < D a t e T i m e V a l u e s > + 
+                 < Y e a r > Y e a r < / Y e a r > + 
+                 < M o n t h N u m b e r > M o n t h   N u m b e r < / M o n t h N u m b e r > + 
+                 < D a y N u m b e r > D a y   N u m b e r < / D a y N u m b e r > + 
+                 < H o u r > H o u r < / H o u r > + 
+                 < M i n u t e > M i n u t e < / M i n u t e > + 
+             < / D a t e T i m e V a l u e s > + 
+         < / R e p o r t R e q u e s t > + 
+     < / B C R e p o r t I n f o r m a t i o n > + 
      < C o n t r a c t s >   
          < A d d r e s s > A d d r e s s < / A d d r e s s > 
--- a/Layout/Lease Contract Report.docx
+++ b/Layout/Lease Contract Report.docx
@@ -16301,6 +16301,8 @@
  
              < R e p o r t N a m e > R e p o r t   N a m e < / R e p o r t N a m e >   
+             < R e p o r t C a p t i o n > R e p o r t   C a p t i o n < / R e p o r t C a p t i o n > + 
              < A b o u t T h i s R e p o r t T i t l e > A b o u t   T h i s   R e p o r t   T i t l e < / A b o u t T h i s R e p o r t T i t l e >   
              < A b o u t T h i s R e p o r t T e x t > A b o u t   T h i s   R e p o r t   T e x t < / A b o u t T h i s R e p o r t T e x t > @@ -16347,6 +16349,84 @@
  
          < / R e p o r t R e q u e s t >   
+         < C o m p a n y M e t a d a t a > + 
+             < C o m p a n y N a m e > C o m p a n y   N a m e < / C o m p a n y N a m e > + 
+             < C o m p a n y D i s p l a y N a m e > C o m p a n y   D i s p l a y   N a m e < / C o m p a n y D i s p l a y N a m e > + 
+             < C o m p a n y A d d r e s s L i n e s > + 
+                 < C o m p a n y A d d r e s s L i n e 1 > C o m p a n y   A d d r e s s   L i n e   1 < / C o m p a n y A d d r e s s L i n e 1 > + 
+                 < C o m p a n y A d d r e s s L i n e 2 > C o m p a n y   A d d r e s s   L i n e   2 < / C o m p a n y A d d r e s s L i n e 2 > + 
+                 < C o m p a n y A d d r e s s L i n e 3 > C o m p a n y   A d d r e s s   L i n e   3 < / C o m p a n y A d d r e s s L i n e 3 > + 
+                 < C o m p a n y A d d r e s s L i n e 4 > C o m p a n y   A d d r e s s   L i n e   4 < / C o m p a n y A d d r e s s L i n e 4 > + 
+                 < C o m p a n y A d d r e s s L i n e 5 > C o m p a n y   A d d r e s s   L i n e   5 < / C o m p a n y A d d r e s s L i n e 5 > + 
+                 < C o m p a n y A d d r e s s L i n e 6 > C o m p a n y   A d d r e s s   L i n e   6 < / C o m p a n y A d d r e s s L i n e 6 > + 
+                 < C o m p a n y A d d r e s s L i n e 7 > C o m p a n y   A d d r e s s   L i n e   7 < / C o m p a n y A d d r e s s L i n e 7 > + 
+                 < C o m p a n y A d d r e s s L i n e 8 > C o m p a n y   A d d r e s s   L i n e   8 < / C o m p a n y A d d r e s s L i n e 8 > + 
+             < / C o m p a n y A d d r e s s L i n e s > + 
+             < C o m p a n y P h o n e > C o m p a n y   P h o n e < / C o m p a n y P h o n e > + 
+             < C o m p a n y P h o n e C a p t i o n > C o m p a n y   P h o n e   C a p t i o n < / C o m p a n y P h o n e C a p t i o n > + 
+             < C o m p a n y F a x N o > C o m p a n y   F a x   N o . < / C o m p a n y F a x N o > + 
+             < C o m p a n y F a x N o C a p t i o n > C o m p a n y   F a x   N o .   C a p t i o n < / C o m p a n y F a x N o C a p t i o n > + 
+             < C o m p a n y E m a i l > C o m p a n y   E m a i l < / C o m p a n y E m a i l > + 
+             < C o m p a n y E m a i l C a p t i o n > C o m p a n y   E m a i l   C a p t i o n < / C o m p a n y E m a i l C a p t i o n > + 
+             < C o m p a n y H o m e P a g e > C o m p a n y   H o m e   P a g e < / C o m p a n y H o m e P a g e > + 
+             < C o m p a n y H o m e P a g e C a p t i o n > C o m p a n y   H o m e   P a g e   C a p t i o n < / C o m p a n y H o m e P a g e C a p t i o n > + 
+             < C o m p a n y L o g o > C o m p a n y   L o g o < / C o m p a n y L o g o > + 
+             < C o m p a n y V A T R e g i s t r a t i o n N o > C o m p a n y   V A T   R e g i s t r a t i o n   N o . < / C o m p a n y V A T R e g i s t r a t i o n N o > + 
+             < C o m p a n y V A T R e g i s t r a t i o n N o C a p t i o n > C o m p a n y   V A T   R e g i s t r a t i o n   N o .   C a p t i o n < / C o m p a n y V A T R e g i s t r a t i o n N o C a p t i o n > + 
+             < C o m p a n y R e g i s t r a t i o n N o > C o m p a n y   R e g i s t r a t i o n   N o . < / C o m p a n y R e g i s t r a t i o n N o > + 
+             < C o m p a n y R e g i s t r a t i o n N o C a p t i o n > C o m p a n y   R e g i s t r a t i o n   N o .   C a p t i o n < / C o m p a n y R e g i s t r a t i o n N o C a p t i o n > + 
+             < C o m p a n y B a n k N a m e > C o m p a n y   B a n k   N a m e < / C o m p a n y B a n k N a m e > + 
+             < C o m p a n y B a n k N a m e C a p t i o n > C o m p a n y   B a n k   N a m e   C a p t i o n < / C o m p a n y B a n k N a m e C a p t i o n > + 
+             < C o m p a n y B a n k A c c o u n t N o > C o m p a n y   B a n k   A c c o u n t   N o . < / C o m p a n y B a n k A c c o u n t N o > + 
+             < C o m p a n y B a n k A c c o u n t N o C a p t i o n > C o m p a n y   B a n k   A c c o u n t   N o .   C a p t i o n < / C o m p a n y B a n k A c c o u n t N o C a p t i o n > + 
+             < C o m p a n y B a n k B r a n c h N o > C o m p a n y   B a n k   B r a n c h   N o . < / C o m p a n y B a n k B r a n c h N o > + 
+             < C o m p a n y B a n k B r a n c h N o C a p t i o n > C o m p a n y   B a n k   B r a n c h   N o .   C a p t i o n < / C o m p a n y B a n k B r a n c h N o C a p t i o n > + 
+             < C o m p a n y I B A N > C o m p a n y   I B A N < / C o m p a n y I B A N > + 
+             < C o m p a n y I B A N C a p t i o n > C o m p a n y   I B A N   C a p t i o n < / C o m p a n y I B A N C a p t i o n > + 
+             < C o m p a n y B a n k S W I F T > C o m p a n y   B a n k   S W I F T < / C o m p a n y B a n k S W I F T > + 
+             < C o m p a n y B a n k S W I F T C a p t i o n > C o m p a n y   B a n k   S W I F T   C a p t i o n < / C o m p a n y B a n k S W I F T C a p t i o n > + 
+             < C o m p a n y G i r o N o > C o m p a n y   G i r o   N o . < / C o m p a n y G i r o N o > + 
+             < C o m p a n y G i r o N o C a p t i o n > C o m p a n y   G i r o   N o .   C a p t i o n < / C o m p a n y G i r o N o C a p t i o n > + 
+         < / C o m p a n y M e t a d a t a > + 
      < / B C R e p o r t I n f o r m a t i o n >   
      < C o n t r a c t s > @@ -16392,6 +16472,205 @@
          < T e l _ N o _ > T e l _ N o _ < / T e l _ N o _ >   
          < U n i t _ C o d e > U n i t _ C o d e < / U n i t _ C o d e > + 
+     < / C o n t r a c t s > + 
+ < / N a v W o r d R e p o r t X m l P a r t > 
+</file>
+
+<file path=customXml/item2.xml>��< ? x m l   v e r s i o n = " 1 . 0 "   e n c o d i n g = " u t f - 1 6 " ? > + 
+ < N a v W o r d R e p o r t X m l P a r t   x m l n s = " u r n : m i c r o s o f t - d y n a m i c s - b u s i n e s s c e n t r a l / i n t e r n a l / e x t e n d e d / r e p o r t s / L e a s e _ C o n t r a c t _ R e p o r t / 5 2 1 8 7 3 1 9 / " > + 
+     < B C R e p o r t I n f o r m a t i o n > + 
+         < R e p o r t M e t a d a t a > + 
+             < E x t e n s i o n I d > E x t e n s i o n   I D < / E x t e n s i o n I d > + 
+             < E x t e n s i o n N a m e > E x t e n s i o n   N a m e < / E x t e n s i o n N a m e > + 
+             < E x t e n s i o n P u b l i s h e r > E x t e n s i o n   P u b l i s h e r < / E x t e n s i o n P u b l i s h e r > + 
+             < E x t e n s i o n V e r s i o n > E x t e n s i o n   V e r s i o n < / E x t e n s i o n V e r s i o n > + 
+             < R e p o r t I d > R e p o r t   I D < / R e p o r t I d > + 
+             < R e p o r t N a m e > R e p o r t   N a m e < / R e p o r t N a m e > + 
+             < R e p o r t C a p t i o n > R e p o r t   C a p t i o n < / R e p o r t C a p t i o n > + 
+             < A b o u t T h i s R e p o r t T i t l e > A b o u t   T h i s   R e p o r t   T i t l e < / A b o u t T h i s R e p o r t T i t l e > + 
+             < A b o u t T h i s R e p o r t T e x t > A b o u t   T h i s   R e p o r t   T e x t < / A b o u t T h i s R e p o r t T e x t > + 
+             < R e p o r t H e l p L i n k > R e p o r t   H e l p   L i n k < / R e p o r t H e l p L i n k > + 
+         < / R e p o r t M e t a d a t a > + 
+         < R e p o r t R e q u e s t > + 
+             < T e n a n t E n t r a I d > T e n a n t   E n t r a   I d < / T e n a n t E n t r a I d > + 
+             < E n v i r o n m e n t N a m e > E n v i r o n m e n t   N a m e < / E n v i r o n m e n t N a m e > + 
+             < E n v i r o n m e n t T y p e > E n v i r o n m e n t   T y p e < / E n v i r o n m e n t T y p e > + 
+             < C o m p a n y N a m e > C o m p a n y   N a m e < / C o m p a n y N a m e > + 
+             < C o m p a n y D i s p l a y N a m e > C o m p a n y   D i s p l a y   N a m e < / C o m p a n y D i s p l a y N a m e > + 
+             < C o m p a n y I d > C o m p a n y   I D < / C o m p a n y I d > + 
+             < U s e r N a m e > U s e r   N a m e < / U s e r N a m e > + 
+             < D a t e A n d T i m e > D a t e   a n d   T i m e < / D a t e A n d T i m e > + 
+             < L a n g u a g e > L a n g u a g e < / L a n g u a g e > + 
+             < F o r m a t R e g i o n > F o r m a t   R e g i o n < / F o r m a t R e g i o n > + 
+             < D a t e T i m e V a l u e s > + 
+                 < Y e a r > Y e a r < / Y e a r > + 
+                 < M o n t h N u m b e r > M o n t h   N u m b e r < / M o n t h N u m b e r > + 
+                 < D a y N u m b e r > D a y   N u m b e r < / D a y N u m b e r > + 
+                 < H o u r > H o u r < / H o u r > + 
+                 < M i n u t e > M i n u t e < / M i n u t e > + 
+             < / D a t e T i m e V a l u e s > + 
+         < / R e p o r t R e q u e s t > + 
+         < C o m p a n y M e t a d a t a > + 
+             < C o m p a n y N a m e > C o m p a n y   N a m e < / C o m p a n y N a m e > + 
+             < C o m p a n y D i s p l a y N a m e > C o m p a n y   D i s p l a y   N a m e < / C o m p a n y D i s p l a y N a m e > + 
+             < C o m p a n y A d d r e s s L i n e s > + 
+                 < C o m p a n y A d d r e s s L i n e 1 > C o m p a n y   A d d r e s s   L i n e   1 < / C o m p a n y A d d r e s s L i n e 1 > + 
+                 < C o m p a n y A d d r e s s L i n e 2 > C o m p a n y   A d d r e s s   L i n e   2 < / C o m p a n y A d d r e s s L i n e 2 > + 
+                 < C o m p a n y A d d r e s s L i n e 3 > C o m p a n y   A d d r e s s   L i n e   3 < / C o m p a n y A d d r e s s L i n e 3 > + 
+                 < C o m p a n y A d d r e s s L i n e 4 > C o m p a n y   A d d r e s s   L i n e   4 < / C o m p a n y A d d r e s s L i n e 4 > + 
+                 < C o m p a n y A d d r e s s L i n e 5 > C o m p a n y   A d d r e s s   L i n e   5 < / C o m p a n y A d d r e s s L i n e 5 > + 
+                 < C o m p a n y A d d r e s s L i n e 6 > C o m p a n y   A d d r e s s   L i n e   6 < / C o m p a n y A d d r e s s L i n e 6 > + 
+                 < C o m p a n y A d d r e s s L i n e 7 > C o m p a n y   A d d r e s s   L i n e   7 < / C o m p a n y A d d r e s s L i n e 7 > + 
+                 < C o m p a n y A d d r e s s L i n e 8 > C o m p a n y   A d d r e s s   L i n e   8 < / C o m p a n y A d d r e s s L i n e 8 > + 
+             < / C o m p a n y A d d r e s s L i n e s > + 
+             < C o m p a n y P h o n e > C o m p a n y   P h o n e < / C o m p a n y P h o n e > + 
+             < C o m p a n y P h o n e C a p t i o n > C o m p a n y   P h o n e   C a p t i o n < / C o m p a n y P h o n e C a p t i o n > + 
+             < C o m p a n y F a x N o > C o m p a n y   F a x   N o . < / C o m p a n y F a x N o > + 
+             < C o m p a n y F a x N o C a p t i o n > C o m p a n y   F a x   N o .   C a p t i o n < / C o m p a n y F a x N o C a p t i o n > + 
+             < C o m p a n y E m a i l > C o m p a n y   E m a i l < / C o m p a n y E m a i l > + 
+             < C o m p a n y E m a i l C a p t i o n > C o m p a n y   E m a i l   C a p t i o n < / C o m p a n y E m a i l C a p t i o n > + 
+             < C o m p a n y H o m e P a g e > C o m p a n y   H o m e   P a g e < / C o m p a n y H o m e P a g e > + 
+             < C o m p a n y H o m e P a g e C a p t i o n > C o m p a n y   H o m e   P a g e   C a p t i o n < / C o m p a n y H o m e P a g e C a p t i o n > + 
+             < C o m p a n y L o g o > C o m p a n y   L o g o < / C o m p a n y L o g o > + 
+             < C o m p a n y V A T R e g i s t r a t i o n N o > C o m p a n y   V A T   R e g i s t r a t i o n   N o . < / C o m p a n y V A T R e g i s t r a t i o n N o > + 
+             < C o m p a n y V A T R e g i s t r a t i o n N o C a p t i o n > C o m p a n y   V A T   R e g i s t r a t i o n   N o .   C a p t i o n < / C o m p a n y V A T R e g i s t r a t i o n N o C a p t i o n > + 
+             < C o m p a n y R e g i s t r a t i o n N o > C o m p a n y   R e g i s t r a t i o n   N o . < / C o m p a n y R e g i s t r a t i o n N o > + 
+             < C o m p a n y R e g i s t r a t i o n N o C a p t i o n > C o m p a n y   R e g i s t r a t i o n   N o .   C a p t i o n < / C o m p a n y R e g i s t r a t i o n N o C a p t i o n > + 
+             < C o m p a n y B a n k N a m e > C o m p a n y   B a n k   N a m e < / C o m p a n y B a n k N a m e > + 
+             < C o m p a n y B a n k N a m e C a p t i o n > C o m p a n y   B a n k   N a m e   C a p t i o n < / C o m p a n y B a n k N a m e C a p t i o n > + 
+             < C o m p a n y B a n k A c c o u n t N o > C o m p a n y   B a n k   A c c o u n t   N o . < / C o m p a n y B a n k A c c o u n t N o > + 
+             < C o m p a n y B a n k A c c o u n t N o C a p t i o n > C o m p a n y   B a n k   A c c o u n t   N o .   C a p t i o n < / C o m p a n y B a n k A c c o u n t N o C a p t i o n > + 
+             < C o m p a n y B a n k B r a n c h N o > C o m p a n y   B a n k   B r a n c h   N o . < / C o m p a n y B a n k B r a n c h N o > + 
+             < C o m p a n y B a n k B r a n c h N o C a p t i o n > C o m p a n y   B a n k   B r a n c h   N o .   C a p t i o n < / C o m p a n y B a n k B r a n c h N o C a p t i o n > + 
+             < C o m p a n y I B A N > C o m p a n y   I B A N < / C o m p a n y I B A N > + 
+             < C o m p a n y I B A N C a p t i o n > C o m p a n y   I B A N   C a p t i o n < / C o m p a n y I B A N C a p t i o n > + 
+             < C o m p a n y B a n k S W I F T > C o m p a n y   B a n k   S W I F T < / C o m p a n y B a n k S W I F T > + 
+             < C o m p a n y B a n k S W I F T C a p t i o n > C o m p a n y   B a n k   S W I F T   C a p t i o n < / C o m p a n y B a n k S W I F T C a p t i o n > + 
+             < C o m p a n y G i r o N o > C o m p a n y   G i r o   N o . < / C o m p a n y G i r o N o > + 
+             < C o m p a n y G i r o N o C a p t i o n > C o m p a n y   G i r o   N o .   C a p t i o n < / C o m p a n y G i r o N o C a p t i o n > + 
+         < / C o m p a n y M e t a d a t a > + 
+     < / B C R e p o r t I n f o r m a t i o n > + 
+     < T o o l t i p s   / > + 
+     < C o n t r a c t s   E l e m e n t T y p e = " D a t a I t e m "   E l e m e n t I d = " 7 5 4 9 2 2 3 5 6 " > + 
+         < A d d r e s s   E l e m e n t T y p e = " C o l u m n "   E l e m e n t I d = " 1 0 2 0 9 6 0 6 9 1 "   D a t a T y p e = " C o d e " > A d d r e s s < / A d d r e s s > + 
+         < B u i l d i n g N a m e   E l e m e n t T y p e = " C o l u m n "   E l e m e n t I d = " 1 0 7 5 1 4 3 2 0 4 "   D a t a T y p e = " T e x t " > B u i l d i n g N a m e < / B u i l d i n g N a m e > + 
+         < C i t y   E l e m e n t T y p e = " C o l u m n "   E l e m e n t I d = " 1 4 3 2 6 9 1 7 5 8 "   D a t a T y p e = " T e x t " > C i t y < / C i t y > + 
+         < C o m p a n y A d d r e s s   E l e m e n t T y p e = " C o l u m n "   E l e m e n t I d = " 1 0 1 8 8 7 5 7 4 0 "   D a t a T y p e = " T e x t " > C o m p a n y A d d r e s s < / C o m p a n y A d d r e s s > + 
+         < C o m p a n y N a m e   E l e m e n t T y p e = " C o l u m n "   E l e m e n t I d = " 1 5 9 5 4 7 7 3 9 5 "   D a t a T y p e = " T e x t " > C o m p a n y N a m e < / C o m p a n y N a m e > + 
+         < C o m p a n y P h y s i c a l _ A d d r e s s   E l e m e n t T y p e = " C o l u m n "   E l e m e n t I d = " 8 4 9 2 3 0 8 6 "   D a t a T y p e = " T e x t " > C o m p a n y P h y s i c a l _ A d d r e s s < / C o m p a n y P h y s i c a l _ A d d r e s s > + 
+         < C o m p a n y P r o f i l e   E l e m e n t T y p e = " C o l u m n "   E l e m e n t I d = " 1 3 9 3 0 5 0 5 2 1 "   D a t a T y p e = " T e x t " > C o m p a n y P r o f i l e < / C o m p a n y P r o f i l e > + 
+         < C o n t r a c t o r _ N a m e   E l e m e n t T y p e = " C o l u m n "   E l e m e n t I d = " 1 8 1 6 2 9 3 5 4 2 "   D a t a T y p e = " T e x t " > C o n t r a c t o r _ N a m e < / C o n t r a c t o r _ N a m e > + 
+         < C o n t r a c t _ N o   E l e m e n t T y p e = " C o l u m n "   E l e m e n t I d = " 9 3 0 8 4 7 5 1 "   D a t a T y p e = " C o d e " > C o n t r a c t _ N o < / C o n t r a c t _ N o > + 
+         < E n d _ D a t e   E l e m e n t T y p e = " C o l u m n "   E l e m e n t I d = " 2 0 5 2 8 6 2 7 2 7 "   D a t a T y p e = " D a t e " > E n d _ D a t e < / E n d _ D a t e > + 
+         < E s c a l a t i o n _ F o r _ L e a s e s   E l e m e n t T y p e = " C o l u m n "   E l e m e n t I d = " 1 2 8 1 4 1 2 0 5 4 "   D a t a T y p e = " D e c i m a l " > E s c a l a t i o n _ F o r _ L e a s e s < / E s c a l a t i o n _ F o r _ L e a s e s > + 
+         < E s c a l a t i o n _ S t a r t _ D a t e   E l e m e n t T y p e = " C o l u m n "   E l e m e n t I d = " 1 7 5 6 8 1 4 6 2 0 "   D a t a T y p e = " D a t e " > E s c a l a t i o n _ S t a r t _ D a t e < / E s c a l a t i o n _ S t a r t _ D a t e > + 
+         < F l o o r _ C o d e   E l e m e n t T y p e = " C o l u m n "   E l e m e n t I d = " 1 7 4 1 4 5 6 1 5 "   D a t a T y p e = " T e x t " > F l o o r _ C o d e < / F l o o r _ C o d e > + 
+         < L e a s e _ S t a r t _ D a t e   E l e m e n t T y p e = " C o l u m n "   E l e m e n t I d = " 2 0 2 0 7 6 2 3 8 3 "   D a t a T y p e = " D a t e " > L e a s e _ S t a r t _ D a t e < / L e a s e _ S t a r t _ D a t e > + 
+         < L e g a l O f f i c e r N a m e   E l e m e n t T y p e = " C o l u m n "   E l e m e n t I d = " 1 2 1 9 8 3 9 9 4 9 "   D a t a T y p e = " T e x t " > L e g a l O f f i c e r N a m e < / L e g a l O f f i c e r N a m e > + 
+         < L e g a l O f f i c e r T i t l e   E l e m e n t T y p e = " C o l u m n "   E l e m e n t I d = " 4 5 0 1 3 3 1 4 0 "   D a t a T y p e = " T e x t " > L e g a l O f f i c e r T i t l e < / L e g a l O f f i c e r T i t l e > + 
+         < L _ R _ N o _   E l e m e n t T y p e = " C o l u m n "   E l e m e n t I d = " 4 5 9 0 0 5 6 5 3 "   D a t a T y p e = " C o d e " > L _ R _ N o _ < / L _ R _ N o _ > + 
+         < P h y s i c a l _ A d d r e s s   E l e m e n t T y p e = " C o l u m n "   E l e m e n t I d = " 1 8 7 9 5 8 7 3 9 3 "   D a t a T y p e = " C o d e " > P h y s i c a l _ A d d r e s s < / P h y s i c a l _ A d d r e s s > + 
+         < S t a r t _ D a t e   E l e m e n t T y p e = " C o l u m n "   E l e m e n t I d = " 8 9 4 2 9 7 7 5 4 "   D a t a T y p e = " D a t e " > S t a r t _ D a t e < / S t a r t _ D a t e > + 
+         < T e l _ N o _   E l e m e n t T y p e = " C o l u m n "   E l e m e n t I d = " 4 2 3 2 9 7 2 5 5 "   D a t a T y p e = " C o d e " > T e l _ N o _ < / T e l _ N o _ > + 
+         < U n i t _ C o d e   E l e m e n t T y p e = " C o l u m n "   E l e m e n t I d = " 1 1 7 8 1 5 8 7 5 3 "   D a t a T y p e = " C o d e " > U n i t _ C o d e < / U n i t _ C o d e >   
      < / C o n t r a c t s >   
